--- a/포트폴리오.docx
+++ b/포트폴리오.docx
@@ -11,11 +11,6 @@
       </w:r>
     </w:p>
     <w:p>
-      <w:pPr>
-        <w:rPr>
-          <w:rFonts w:hint="eastAsia"/>
-        </w:rPr>
-      </w:pPr>
       <w:r>
         <w:rPr>
           <w:rFonts w:hint="eastAsia"/>
@@ -26,7 +21,19 @@
         <w:rPr>
           <w:rFonts w:hint="eastAsia"/>
         </w:rPr>
-        <w:t xml:space="preserve">점전하 하나의 3차원 좌표와 전하량을 랜덤 생성해 </w:t>
+        <w:t>점</w:t>
+      </w:r>
+      <w:r>
+        <w:rPr>
+          <w:rFonts w:hint="eastAsia"/>
+        </w:rPr>
+        <w:t xml:space="preserve"> </w:t>
+      </w:r>
+      <w:r>
+        <w:rPr>
+          <w:rFonts w:hint="eastAsia"/>
+        </w:rPr>
+        <w:t xml:space="preserve">전하 하나의 3차원 좌표와 전하량을 랜덤 생성해 </w:t>
       </w:r>
       <w:r>
         <w:rPr>
